--- a/docs/legal/review-2026-06-16/rj-ronald-j-antonelli/word/10-rj-83b-election-instructions-and-template.docx
+++ b/docs/legal/review-2026-06-16/rj-ronald-j-antonelli/word/10-rj-83b-election-instructions-and-template.docx
@@ -18,7 +18,7 @@
     </w:p>
     <w:p>
       <w:r>
-        <w:t>Company: LoLo Care Inc</w:t>
+        <w:t>Company: Lolo Care, Inc.</w:t>
       </w:r>
     </w:p>
     <w:p>
@@ -224,7 +224,7 @@
           </w:tcPr>
           <w:p>
             <w:r>
-              <w:t>Provide a copy to LoLo Care Inc for its records.</w:t>
+              <w:t>Provide a copy to Lolo Care, Inc. for its records.</w:t>
             </w:r>
           </w:p>
         </w:tc>
@@ -353,7 +353,7 @@
           </w:tcPr>
           <w:p>
             <w:r>
-              <w:t>LoLo Care Inc</w:t>
+              <w:t>Lolo Care, Inc.</w:t>
             </w:r>
           </w:p>
         </w:tc>
@@ -463,7 +463,7 @@
           </w:tcPr>
           <w:p>
             <w:r>
-              <w:t>$[RJ TOTAL PURCHASE PRICE]</w:t>
+              <w:t>$10.00</w:t>
             </w:r>
           </w:p>
         </w:tc>
@@ -501,7 +501,7 @@
     </w:p>
     <w:p>
       <w:r>
-        <w:t>Ronald J. Antonelli acquired 1,000,000 shares of Common Stock of LoLo Care Inc, a Delaware corporation. Of those shares, 500,000 shares are vested at transfer and 500,000 shares are subject to vesting over 18 months and a company repurchase right under the Restricted Stock Purchase Agreement.</w:t>
+        <w:t>Ronald J. Antonelli acquired 1,000,000 shares of Common Stock of Lolo Care, Inc., a Delaware corporation. Of those shares, 500,000 shares are vested at transfer and 500,000 shares are subject to vesting over 18 months and a company repurchase right under the Restricted Stock Purchase Agreement.</w:t>
       </w:r>
     </w:p>
     <w:sectPr>
